--- a/manuscript/Northeast_LSOG_Manuscript_V2.docx
+++ b/manuscript/Northeast_LSOG_Manuscript_V2.docx
@@ -176,7 +176,7 @@
           <w:sz w:val="24"/>
           <w:szCs w:val="24"/>
         </w:rPr>
-        <w:t xml:space="preserve">LSOG is not a single attribute but a bundle: large old live trees, structural complexity, abundant dead wood, characteristic composition, and continuity of forest cover over time. These attributes need not move together. A stand can carry large live trees yet little dead wood; it can have a tall continuous canopy yet a recent harvest signature. Any classification therefore embeds a choice about which axes to weight and how heavily, and that choice, more than any difference in fit to training data, drives how much forest qualifies and where. Making the axes explicit clarifies both the quantity question (the answer is a range that depends on how many axes are required) and the agreement question (maps disagree because they emphasize different axes).</w:t>
+        <w:t xml:space="preserve">LSOG is not a single attribute but a bundle: large old live trees, structural complexity, abundant dead wood, characteristic composition, and continuity of forest cover over time. These attributes need not move together. A stand can carry large live trees yet little dead wood; it can have a tall continuous canopy yet a recent harvest signature. Any classification therefore embeds a choice about which axes to weight and how heavily, and that choice, more than any difference in fit to training data, drives how much forest qualifies and where. Making the axes explicit clarifies both the quantity question (the answer is a range that depends on how many axes are required) and the agreement question (maps disagree because they emphasize different axes). This multidimensional framing, and the strong dependence of the estimate on the criteria chosen, has national precedent: the Forest Inventory Growth Stage System treats maturity as a multidimensional structural condition and places on the order of 27% to 81% of federal forest in the mature class depending on the percentile and index used (Woodall et al. 2023). The axis-count funnel we develop below is the design-based, regional expression of the same phenomenon.</w:t>
       </w:r>
     </w:p>
     <w:p>
@@ -970,7 +970,7 @@
           <w:sz w:val="24"/>
           <w:szCs w:val="24"/>
         </w:rPr>
-        <w:t xml:space="preserve">The central methodological result is that the honest answer to "how much LSOG" is a range with its definition and its sampling interval attached. The four-axis funnel makes the definitional component explicit: the same Northeastern forest is 6% true LSOG under a four-axis requirement and over 90% under a one-axis continuity requirement. The design-based intervals make the sampling component explicit: Maine older forest is 3.9% [3.3, 4.6] at age ≥ 120 yr, not a single point. Reporting a single percentage, whatever its source, conceals both. The need for a state-targeted design-based estimate is underscored by the federal mature-and-old-growth threat analysis (USDA and USDI 2024), which could not statistically resolve eastern old-growth at the national scale "because there were few or no FIA plots"; a probability sample concentrated on the region of interest, reported with its interval, is the appropriate unit precisely where the resource is rare. The objection that FIA lacks the resolution to identify LSOG conflates two different resolutions. FIA does lack the spatial resolution to locate an individual old stand, with roughly one plot per 2,400 ha and coordinates fuzzed for landowner privacy; but locating stands is a mapping task, not an estimation task. For the population quantity in question, the area of LSOG within a defined region, the design-based estimator is unbiased by construction, and rarity widens its confidence interval without biasing the point estimate. The continental analysis ran short of plots because a national stratification spreads them thin; a region-targeted sample does not, supplying several thousand Maine plots and resolving even the age ≥ 150 yr class to 0.7% [0.4, 1.0]. A wall-to-wall map does not escape this rarity, it conceals it: fit to a non-representative training sample without class balancing, its rare-class area is both biased and reported without an interval, so its finer grain buys spatial detail rather than a better-resolved total. Two clarifications guard against over-reading the refined classification: the four-axis definition is offered as a sensitivity device that brackets how the qualifying share depends on how many axes are required, not as a replacement truth, and the stable unit we recommend for policy is the combined LS+OG class rather than the strict four-axis number. Consistent with the inventory-first conclusion, even improved remote sensing does not displace the design-based estimate for this target: in cross-validation on the true-coordinate plots (companion technical report, Weiskittel 2026), an open Sentinel-based satellite-embedding model (TESSERA) discriminates the multi-axis class at an area-under-curve near 0.82 and a fusion of multiple modern sources reaches about 0.87, both well above a single coarse canopy-height layer (near 0.67 to 0.70) but still short of the precision a rare-class area estimate requires, so the limitation is general to remote sensing rather than specific to any one map. For policy use, the combined LS+OG class is the most stable category across both definitions and products; the OG-only class is genuinely product-specific and should always carry uncertainty bounds. This reframing also fixes the direction of inference between maps and inventory. For the amount of LSOG, the design-based estimate from the FIA probability sample is the reference quantity, carrying a known and quantifiable sampling error, that a wall-to-wall map of the same attribute is obliged to reproduce; a map is not corrected by its own internal accuracy, and when it departs from the design-based total the discrepancy is a property of the map, with the burden on the map to reconcile with the inventory rather than the reverse. The map's irreplaceable role is spatial allocation, indicating where the inventory total most likely sits, not the total itself.</w:t>
+        <w:t xml:space="preserve">The central methodological result is that the honest answer to "how much LSOG" is a range with its definition and its sampling interval attached. The four-axis funnel makes the definitional component explicit: the same Northeastern forest is 6% true LSOG under a four-axis requirement and over 90% under a one-axis continuity requirement, a regional, design-based counterpart to the national definitional sensitivity that the Forest Inventory Growth Stage System reports for federal land (Woodall et al. 2023). The design-based intervals make the sampling component explicit: Maine older forest is 3.9% [3.3, 4.6] at age ≥ 120 yr, not a single point. Reporting a single percentage, whatever its source, conceals both. The need for a state-targeted design-based estimate is underscored by the federal mature-and-old-growth threat analysis (USDA and USDI 2024), which could not statistically resolve eastern old-growth at the national scale "because there were few or no FIA plots"; a probability sample concentrated on the region of interest, reported with its interval, is the appropriate unit precisely where the resource is rare. The objection that FIA lacks the resolution to identify LSOG conflates two different resolutions. FIA does lack the spatial resolution to locate an individual old stand, with roughly one plot per 2,400 ha and coordinates fuzzed for landowner privacy; but locating stands is a mapping task, not an estimation task. For the population quantity in question, the area of LSOG within a defined region, the design-based estimator is unbiased by construction, and rarity widens its confidence interval without biasing the point estimate. The continental analysis ran short of plots because a national stratification spreads them thin; a region-targeted sample does not, supplying several thousand Maine plots and resolving even the age ≥ 150 yr class to 0.7% [0.4, 1.0]. A wall-to-wall map does not escape this rarity, it conceals it: fit to a non-representative training sample without class balancing, its rare-class area is both biased and reported without an interval, so its finer grain buys spatial detail rather than a better-resolved total. Two clarifications guard against over-reading the refined classification: the four-axis definition is offered as a sensitivity device that brackets how the qualifying share depends on how many axes are required, not as a replacement truth, and the stable unit we recommend for policy is the combined LS+OG class rather than the strict four-axis number. Consistent with the inventory-first conclusion, even improved remote sensing does not displace the design-based estimate for this target: in cross-validation on the true-coordinate plots (companion technical report, Weiskittel 2026), an open Sentinel-based satellite-embedding model (TESSERA) discriminates the multi-axis class at an area-under-curve near 0.82 and a fusion of multiple modern sources reaches about 0.87, both well above a single coarse canopy-height layer (near 0.67 to 0.70) but still short of the precision a rare-class area estimate requires, so the limitation is general to remote sensing rather than specific to any one map. For policy use, the combined LS+OG class is the most stable category across both definitions and products; the OG-only class is genuinely product-specific and should always carry uncertainty bounds. This reframing also fixes the direction of inference between maps and inventory. For the amount of LSOG, the design-based estimate from the FIA probability sample is the reference quantity, carrying a known and quantifiable sampling error, that a wall-to-wall map of the same attribute is obliged to reproduce; a map is not corrected by its own internal accuracy, and when it departs from the design-based total the discrepancy is a property of the map, with the burden on the map to reconcile with the inventory rather than the reverse. The map's irreplaceable role is spatial allocation, indicating where the inventory total most likely sits, not the total itself.</w:t>
       </w:r>
     </w:p>
     <w:p>
@@ -1112,7 +1112,7 @@
           <w:sz w:val="24"/>
           <w:szCs w:val="24"/>
         </w:rPr>
-        <w:t xml:space="preserve">Realized as a product, we ensemble five structurally different learners, a balanced random forest, a probability forest, a weighted logistic model, a support vector machine, and the multi-objective support vector regression, into a single LSOG probability surface for Maine and map the across-model standard deviation as an explicit uncertainty layer (Fig. 7). The five learners' mean mapped probabilities range from 0.26 to 0.59 and the mean across-model standard deviation is 0.18 on a 0–1 scale, so the choice of algorithm moves the answer nearly as much as the data do, and a single binary map conceals exactly that spread. A variance-based global sensitivity analysis attributes almost all of the explained variation in the ensemble probability to canopy height (first-order Sobol index near unity) with the Landsat disturbance axis a secondary contributor (Table S7), the quantitative statement of why a canopy-driven map resolves one axis and not the four. The honest product for allocation is therefore the probability surface with its uncertainty layer, calibrated to the design-based area, not a single binary class.</w:t>
+        <w:t xml:space="preserve">Realized as a product, we ensemble five structurally different learners, a balanced random forest, a probability forest, a weighted logistic model, a support vector machine, and the multi-objective support vector regression, into a single LSOG probability surface for Maine and map the across-model standard deviation as an explicit uncertainty layer (Fig. 7). The five learners' mean mapped probabilities range from 0.26 to 0.59 (Table S8) and the mean across-model standard deviation is 0.18 on a 0–1 scale, so the choice of algorithm moves the answer nearly as much as the data do, and a single binary map conceals exactly that spread. A variance-based global sensitivity analysis attributes almost all of the explained variation in the ensemble probability to canopy height (first-order Sobol index near unity) with the Landsat disturbance axis a secondary contributor (Table S7), the quantitative statement of why a canopy-driven map resolves one axis and not the four. The honest product for allocation is therefore the probability surface with its uncertainty layer, calibrated to the design-based area, not a single binary class.</w:t>
       </w:r>
     </w:p>
     <w:p>
@@ -1519,6 +1519,18 @@
           <w:szCs w:val="24"/>
         </w:rPr>
         <w:t xml:space="preserve">Weiskittel, A.R. 2026. Late-successional and old-growth forest across northern New England: what the inventory shows, and the limits of LiDAR-based mapping. Technical report to the Maine Forest Products Council, Center for Research on Sustainable Forests, University of Maine.</w:t>
+      </w:r>
+    </w:p>
+    <w:p>
+      <w:pPr>
+        <w:spacing w:after="0" w:before="0" w:line="480"/>
+      </w:pPr>
+      <w:r>
+        <w:rPr>
+          <w:sz w:val="24"/>
+          <w:szCs w:val="24"/>
+        </w:rPr>
+        <w:t xml:space="preserve">Woodall, C.W., A.G. Kamoske, G.D. Hayward, T.M. Schuler, C.A. Hiemstra, M. Palmer &amp; A.N. Gray. 2023. Classifying mature federal forests in the United States: the forest inventory growth stage system. Forest Ecology and Management 546:121361. https://doi.org/10.1016/j.foreco.2023.121361</w:t>
       </w:r>
     </w:p>
     <w:p>

--- a/manuscript/Northeast_LSOG_Manuscript_V2.docx
+++ b/manuscript/Northeast_LSOG_Manuscript_V2.docx
@@ -176,7 +176,7 @@
           <w:sz w:val="24"/>
           <w:szCs w:val="24"/>
         </w:rPr>
-        <w:t xml:space="preserve">LSOG is not a single attribute but a bundle: large old live trees, structural complexity, abundant dead wood, characteristic composition, and continuity of forest cover over time. These attributes need not move together. A stand can carry large live trees yet little dead wood; it can have a tall continuous canopy yet a recent harvest signature. Any classification therefore embeds a choice about which axes to weight and how heavily, and that choice, more than any difference in fit to training data, drives how much forest qualifies and where. Making the axes explicit clarifies both the quantity question (the answer is a range that depends on how many axes are required) and the agreement question (maps disagree because they emphasize different axes). This multidimensional framing, and the strong dependence of the estimate on the criteria chosen, has national precedent: the Forest Inventory Growth Stage System treats maturity as a multidimensional structural condition and places on the order of 27% to 81% of federal forest in the mature class depending on the percentile and index used (Woodall et al. 2023). The axis-count funnel we develop below is the design-based, regional expression of the same phenomenon.</w:t>
+        <w:t xml:space="preserve">LSOG is not a single attribute but a bundle: large old live trees, structural complexity, abundant dead wood, characteristic composition, and continuity of forest cover over time. These attributes need not move together. A stand can carry large live trees yet little dead wood; it can have a tall continuous canopy yet a recent harvest signature. Any classification therefore embeds a choice about which axes to weight and how heavily, and that choice, more than any difference in fit to training data, drives how much forest qualifies and where. Making the axes explicit clarifies both the quantity question (the answer is a range that depends on how many axes are required) and the agreement question (maps disagree because they emphasize different axes). This multidimensional framing, and the strong dependence of the estimate on the criteria chosen, has national precedent: the Forest Inventory Growth Stage System treats maturity as a multidimensional structural condition built from a suite of FIA structural indicators, and places about 45% of federal forest in the mature class and 18% in old growth (Woodall et al. 2023; USDA Forest Service and USDI Bureau of Land Management 2023), an estimate sensitive to the structural thresholds chosen. The axis-count funnel we develop below is the design-based, regional expression of the same phenomenon.</w:t>
       </w:r>
     </w:p>
     <w:p>

--- a/manuscript/Northeast_LSOG_Manuscript_V2.docx
+++ b/manuscript/Northeast_LSOG_Manuscript_V2.docx
@@ -384,7 +384,7 @@
           <w:sz w:val="24"/>
           <w:szCs w:val="24"/>
         </w:rPr>
-        <w:t xml:space="preserve"> (no stand-replacing or harvest disturbance detected in the USFS Landscape Change Monitoring System annual change record over the full Landsat era, 1985–2023). Each structural threshold is a conservative lower benchmark calibrated to regional reference stands rather than a maximum, so the qualifying shares reported below are floors on what a stricter definition would return. A1-A3 are deterministic functions of the FIA tree and condition tables. A4 replaces the earlier, permissive continuity proxy based on FIA treatment and stand-origin codes, which flags only the most recent inventory cycle and undercounts legacy and partial harvest; in Maine that proxy passed 90% of conditions, whereas the Landsat-era continuity test passes 29.5% (see Section 2.3a). We then computed, across all forested plots, the share passing each axis alone, the "funnel" share passing at least one, at least two, at least three, and all four axes (which we label </w:t>
+        <w:t xml:space="preserve"> (no stand-replacing or harvest disturbance detected in the USFS Landscape Change Monitoring System annual change record over the full Landsat era, 1985–2023). Each structural threshold is a conservative lower benchmark calibrated to regional reference stands rather than a maximum, so the qualifying shares reported below are floors on what a stricter definition would return. Large-tree basal area and the density of large trees, our live-structure axis (A1), are among the most consistent structural signatures of moist temperate old growth worldwide (Burrascano et al. 2013). A1-A3 are deterministic functions of the FIA tree and condition tables. A4 replaces the earlier, permissive continuity proxy based on FIA treatment and stand-origin codes, which flags only the most recent inventory cycle and undercounts legacy and partial harvest; in Maine that proxy passed 90% of conditions, whereas the Landsat-era continuity test passes 29.5% (see Section 2.3a). We then computed, across all forested plots, the share passing each axis alone, the "funnel" share passing at least one, at least two, at least three, and all four axes (which we label </w:t>
       </w:r>
       <w:r>
         <w:rPr>
@@ -1267,6 +1267,18 @@
           <w:szCs w:val="24"/>
         </w:rPr>
         <w:t xml:space="preserve">Bruening, J.M., P.B. May, R.O. Dubayah, L. Wertis, C. Quinn, N. Pederson, A.H. Armstrong &amp; B. Poulter. 2026. Mature and old-growth forest probability maps for the conterminous United States. ORNL DAAC, Oak Ridge, Tennessee, USA. Dataset 2498. https://doi.org/10.3334/ORNLDAAC/2498</w:t>
+      </w:r>
+    </w:p>
+    <w:p>
+      <w:pPr>
+        <w:spacing w:after="0" w:before="0" w:line="480"/>
+      </w:pPr>
+      <w:r>
+        <w:rPr>
+          <w:sz w:val="24"/>
+          <w:szCs w:val="24"/>
+        </w:rPr>
+        <w:t xml:space="preserve">Burrascano, S., W.S. Keeton, F.M. Sabatini &amp; C. Blasi. 2013. Commonality and variability in the structural attributes of moist temperate old-growth forests: a global review. Forest Ecology and Management 291:458–479. https://doi.org/10.1016/j.foreco.2012.11.020</w:t>
       </w:r>
     </w:p>
     <w:p>
